--- a/example_articles/states/Connecticut/6.states_Connecticut_Other_publisher.docx
+++ b/example_articles/states/Connecticut/6.states_Connecticut_Other_publisher.docx
@@ -27,17 +27,17 @@
     </w:p>
     <w:p>
       <w:r>
-        <w:t>Source File: Other publishers/Files (500) (13).DOCX</w:t>
+        <w:t>Source file: Other publishers/Files (500) (13).DOCX</w:t>
       </w:r>
     </w:p>
     <w:p>
       <w:r>
-        <w:t>Raw locations result: ['Connecticut']</w:t>
+        <w:t>Raw locations result, 'locations': ['Connecticut']</w:t>
       </w:r>
     </w:p>
     <w:p>
       <w:r>
-        <w:t>states_stand_flat (Standardized): Connecticut</w:t>
+        <w:t>Standardized locations result, 'states_stand_flat': Connecticut</w:t>
       </w:r>
     </w:p>
     <w:p>

--- a/example_articles/states/Connecticut/6.states_Connecticut_Other_publisher.docx
+++ b/example_articles/states/Connecticut/6.states_Connecticut_Other_publisher.docx
@@ -7,7 +7,7 @@
         <w:pStyle w:val="Heading1"/>
       </w:pPr>
       <w:r>
-        <w:t>'ERIN BROCKOVICH' BEATS COMPETITION FOR A THIRD WEEK</w:t>
+        <w:t>'Is America a great country or what?' Vice presidential nominee pays tribute to diversity</w:t>
       </w:r>
     </w:p>
     <w:p>
@@ -17,17 +17,17 @@
     </w:p>
     <w:p>
       <w:r>
-        <w:t>Date: 2000-04-04</w:t>
+        <w:t>Date: 2000-08-17</w:t>
       </w:r>
     </w:p>
     <w:p>
       <w:r>
-        <w:t>Section: ARTS &amp; ENTERTAINMENT,</w:t>
+        <w:t>Section: News;</w:t>
       </w:r>
     </w:p>
     <w:p>
       <w:r>
-        <w:t>Source file: Other publishers/Files (500) (13).DOCX</w:t>
+        <w:t>Source file: Other publishers/Files (500) (26).DOCX</w:t>
       </w:r>
     </w:p>
     <w:p>
@@ -49,43 +49,59 @@
     </w:p>
     <w:p>
       <w:r>
-        <w:t>It's tough to make inroads against Julia Roberts at the box office.</w:t>
+        <w:t>LOS ANGELES - Sen. Joseph Lieberman, the son of a bakery truck driver, said Wednesday night that "only in America" can a working- class Jewish boy grow up to land a spot on a presidential ticket.</w:t>
         <w:br/>
-        <w:t>"The Road to El Dorado" sure couldn't. Despite heavy marketing and wide distribution, the animated movie was No. 2 behind Roberts' "Erin Brockovich," which was the top draw at North American theaters for a third straight weekend.</w:t>
+        <w:t>"Is America a great country or what?" the third-term senator said with wonder to adoring Democrats. Their waving "Lieberman" signs turned the convention center into a blur of red.</w:t>
         <w:br/>
-        <w:t>"Erin Brockovich" took in $ 14.2 million, pushing its total gross to $ 76.2 million in just 17 days. "The Road to El Dorado" had $ 12.5 million.</w:t>
+        <w:t>In an emotional tribute to the nation's diversity and Al Gore's potential, Lieberman mixed mentions of his faith and his politics, saying, "We have become the America that so many of our parents dreamed for us."</w:t>
         <w:br/>
-        <w:t>"The Skulls," a campus thriller about a working-class stiff who joins an Ivy League secret society, overcame bad reviews to debut at No. 3 with $ 11.4 million.</w:t>
+        <w:t>"Go Joe go! Go Joe go!" the Democrats chanted, producing the convention's most enthusiastic demonstration so far.</w:t>
         <w:br/>
-        <w:t>"High Fidelity," a romantic comedy starring John Cusack as the owner of a vinyl record shop trying to sort out his love life, premiered in fifth place with $ 6.4 million.</w:t>
+        <w:t>After describing George W. Bush and Dick Cheney as "decent and likable men," Lieberman criticized the Republican ticket's policies on schools, health care, Social Security, Medicare, campaign finance reform and tax cuts. He said Gore-Lieberman would continue the economic boom.</w:t>
         <w:br/>
-        <w:t>The weekend's other new movie, Jimmy Smits' boxing picture "Price of Glory," bombed with just $ 1.5 million, finishing well out of the top 10.</w:t>
+        <w:t>"It's this simple - we Democrats will expand the prosperity. They will squander it," he said.</w:t>
         <w:br/>
-        <w:t>"The Road to El Dorado," featuring the voices of Kevin Kline, Kenneth Branagh and Rosie Perez, was the latest cartoon epic from DreamWorks, which has been trying to challenge Disney's dominance in animation.</w:t>
+        <w:t>The crowd erupted when he accused Republicans of stealing Democratic themes with Oscar-winning acting. "Our Republican friends actually try to walk and talk a lot like us," he said.</w:t>
         <w:br/>
-        <w:t>The return "was slightly below what we expected," said Jim Tharp, DreamWorks' head of distribution. "But on the positive side, we have about four weeks before any other family movies open."</w:t>
+        <w:t>Lieberman embraced affirmative action - "mend it, but please don't end it" - after minority leaders had raised questions about his past opposition.</w:t>
         <w:br/>
-        <w:t>The movie's PG rating, earned partly for a scene suggesting off-screen sex between two characters, may have been a turnoff for families with young children.</w:t>
+        <w:t>He said the ticket will "renew the moral center of this nation," a nod to the potential fallout from controversies in the Clinton- Gore administration - from impeachment to campaign finance wrongdoings.</w:t>
         <w:br/>
-        <w:t>BOX OFFICE: The top-grossing movies last weekend (estimated, in millions):</w:t>
+        <w:t>"That's why I hope you will conclude - as I have - that for his honesty, for his strength, for his integrity and for his character Al Gore must become the next president of the United States."</w:t>
         <w:br/>
-        <w:t>1. Erin Brockovich.................$ 14.2</w:t>
+        <w:t>Invoking the names of four presidents, two Democrats and two Republicans, Lieberman said they "have reminded us we must as Americans try to see our nation not just through our own eyes but through the eyes of others."</w:t>
         <w:br/>
-        <w:t>2. The Road to El Dorado.....$ 12.5</w:t>
+        <w:t>To make that point, Lieberman was introduced by civil rights hero and Georgia Rep. John Lewis as well as his wife, Hadassah, daughter of Holocaust survivors. Lieberman, who was a freedom rider registering black voters in the South, said, "The people I have met never forgot that in America every time a barrier is broken the doors of opportunity open wider for everyone."</w:t>
         <w:br/>
-        <w:t>3. The Skulls...........................$ 11.4</w:t>
+        <w:t>Hadassah, who called her husband "My Joey," said Americans should "embrace our nation's diversity and celebrate our differences." After the brief introduction, she welcomed her husband to the stage with a hug and a kiss, then turned with him to face adoring Democrats.</w:t>
         <w:br/>
-        <w:t>4. Romeo Must Die..................$ 9.7</w:t>
+        <w:t>"Is America a great country, or what?" he said. Barely audible above the cheers, he added: "God bless America, land that we love."</w:t>
         <w:br/>
-        <w:t>5. High Fidelity.........................$ 6.4</w:t>
+        <w:t>Lieberman, 58, said his late father grew up in an orphanage and later drove a bakery truck before owning a package store in Stamford, Conn. "He taught us the importance of work and responsibility. With my mother by his side, he saw me become the first person in my family to graduate from college," Lieberman said.</w:t>
         <w:br/>
-        <w:t>6. American Beauty.................$ 5.8</w:t>
+        <w:t>With his mother, Marcia, looking on, Lieberman said, "You and I know how proud Pop would be tonight."</w:t>
         <w:br/>
-        <w:t>7. Final Destination..................$ 5.2</w:t>
+        <w:t>"Sometimes I try to see this world as my Dad saw it from his bakery truck," Lieberman said. "I know that somewhere in American right now, there is another father loading a bakery truck, or a young woman programming a computer, or a parent dreaming of a better future for their daughter or their son. If we keep the faith, then 40 years from now one of their children will stand before a gathering like this with a chance to serve and lead this country that we love."</w:t>
         <w:br/>
-        <w:t>8. Mission to Mars...................$ 3.4</w:t>
+        <w:t>He recalled that John F. Kennedy, the first Catholic to win the presidency, accepted the Democratic nomination here 40 years ago and said Americans of all faiths and creeds and classes can aspire to the White House today.</w:t>
         <w:br/>
-        <w:t>9. Here on Earth and Whatever It Takes (tie)........$ 2.4</w:t>
+        <w:t>"Let them look back to this time, and this place, and this stage and say of us: they kept the faith. Let them say that we helped them realize their hopes and their dreams," he said, wrapping up the speech with an emotional flourish.</w:t>
+        <w:br/>
+        <w:t>"And let them look around at this great and good nation that we are all so blessed to share, and say: Only in America."</w:t>
+        <w:br/>
+        <w:t>Those in the Illinois delegation who are Jewish called Leiberman's selection "historic" and one they were grateful to have witnessed. State Rep. Jeffrey Schoenberg, an Evanston Democrat, brought his wife Lynne Sered, daughter Michal and son Madav to see the occasion.</w:t>
+        <w:br/>
+        <w:t>"We hadn't planned on all of us coming prior to Senator Lieberman's selection," Schoenberg said. "Once the reality sunk in as to how historic and important this occasion would be, I spoke with my wife and told her that this is truly history in the making and I wanted her and our children to be in the building."</w:t>
+        <w:br/>
+        <w:t>State Rep. Lou Lang, a Skokie Democrat, called Lieberman an "outstanding and brilliant choice."</w:t>
+        <w:br/>
+        <w:t>"It goes beyond the Jewish community," Lang said. "The choice of Joe Lieberman is a choice that says to African Americans and Hispanics and disabled people and gay people and everyone in America not part of the major majority, that there's an opportunity for you."</w:t>
+        <w:br/>
+        <w:t>Schoenberg also said the political skills Lieberman honed in Connecticut will greatly help Al Gore in the Chicago suburbs where elections are often decided.</w:t>
+        <w:br/>
+        <w:t>"Lieberman ran statewide in a predominately suburban state," Schoenberg said. "His ability to do well amongst suburbanites is going to be a critical asset in Illinois."</w:t>
+        <w:br/>
+        <w:t>Daily Herald staff writer John Patterson contributed to this report.</w:t>
       </w:r>
     </w:p>
     <w:sectPr>

--- a/example_articles/states/Connecticut/6.states_Connecticut_Other_publisher.docx
+++ b/example_articles/states/Connecticut/6.states_Connecticut_Other_publisher.docx
@@ -7,7 +7,7 @@
         <w:pStyle w:val="Heading1"/>
       </w:pPr>
       <w:r>
-        <w:t>'Is America a great country or what?' Vice presidential nominee pays tribute to diversity</w:t>
+        <w:t>Dionne: Listen to Trump voters</w:t>
       </w:r>
     </w:p>
     <w:p>
@@ -17,17 +17,17 @@
     </w:p>
     <w:p>
       <w:r>
-        <w:t>Date: 2000-08-17</w:t>
+        <w:t>Date: 2016-08-09</w:t>
       </w:r>
     </w:p>
     <w:p>
       <w:r>
-        <w:t>Section: News;</w:t>
+        <w:t>Section: EDITORIAL; P-com News Politics; Pg. A10</w:t>
       </w:r>
     </w:p>
     <w:p>
       <w:r>
-        <w:t>Source file: Other publishers/Files (500) (26).DOCX</w:t>
+        <w:t>Source file: Other publishers/Files (500) (12).DOCX</w:t>
       </w:r>
     </w:p>
     <w:p>
@@ -49,59 +49,45 @@
     </w:p>
     <w:p>
       <w:r>
-        <w:t>LOS ANGELES - Sen. Joseph Lieberman, the son of a bakery truck driver, said Wednesday night that "only in America" can a working- class Jewish boy grow up to land a spot on a presidential ticket.</w:t>
+        <w:t>Anyone with confidence in the American people (and I have quite a lot of it) had to believe that Donald Trump's unpreparedness, instability, and just plain meanness would catch up with him eventually. This, as the polls show, is what happened over the last week or so. Simply by revealing who he really is, Trump sent millions of voters fleeing him in disgust.</w:t>
         <w:br/>
-        <w:t>"Is America a great country or what?" the third-term senator said with wonder to adoring Democrats. Their waving "Lieberman" signs turned the convention center into a blur of red.</w:t>
+        <w:t xml:space="preserve"> But understanding what still attracts many voters to Trump is important, not only to those who want to prevent Trump from staging a comeback but also to anyone who wants to make our democracy thrive in the long run. Those of us who are horrified by Trump's hideous lack of empathy need empathy ourselves.</w:t>
         <w:br/>
-        <w:t>In an emotional tribute to the nation's diversity and Al Gore's potential, Lieberman mixed mentions of his faith and his politics, saying, "We have become the America that so many of our parents dreamed for us."</w:t>
+        <w:t xml:space="preserve"> It's certainly true that Trump appeals to outright racists and nativists. He is, first and foremost, the product of a Republican Party that has exploited extremism since President Obama took office. GOP leaders should be called to account whenever they try to prettify Trump by ignoring his assaults on Mexican Americans and Muslims or a checkered business record that belies his pretensions of being a friend to the working class.</w:t>
         <w:br/>
-        <w:t>"Go Joe go! Go Joe go!" the Democrats chanted, producing the convention's most enthusiastic demonstration so far.</w:t>
+        <w:t xml:space="preserve"> Nonetheless, to ignore the real pain experienced by Trump voters is an even bigger mistake. As a practical matter, we will not ease the divisions in our country his candidacy has underscored if we do not deal with the legitimate grievances of his supporters. As a moral matter, writing off Trump voters as unenlightened and backward-looking is to engage in the very same kind of bigoted behavior that we condemn in other spheres.</w:t>
         <w:br/>
-        <w:t>After describing George W. Bush and Dick Cheney as "decent and likable men," Lieberman criticized the Republican ticket's policies on schools, health care, Social Security, Medicare, campaign finance reform and tax cuts. He said Gore-Lieberman would continue the economic boom.</w:t>
+        <w:t xml:space="preserve"> Let's begin by disentangling the causes of both Trumpism and the related rise of far-right parties in Europe.</w:t>
         <w:br/>
-        <w:t>"It's this simple - we Democrats will expand the prosperity. They will squander it," he said.</w:t>
+        <w:t xml:space="preserve"> In a timely paper that will be presented at next month's American Political Science Association meeting, "Trump, Brexit, and the Rise of Populism," Ronald F. Inglehart of the University of Michigan and Pippa Norris of Harvard's Kennedy School of Government argue that while there is undeniably an economic element in the ascendancy of the extreme right in the West, the key cause is "an angry and resentful counter-revolutionary backlash" to cultural changes since the 1970s.</w:t>
         <w:br/>
-        <w:t>The crowd erupted when he accused Republicans of stealing Democratic themes with Oscar-winning acting. "Our Republican friends actually try to walk and talk a lot like us," he said.</w:t>
+        <w:t xml:space="preserve"> They highlight the role of "anti-immigrant attitudes, mistrust of global and national governance," as well as "support for authoritarian values." Voters for the European far right look like Trump backers: "the older generation, men, the less educated, the religious, and ethnic majorities."</w:t>
         <w:br/>
-        <w:t>Lieberman embraced affirmative action - "mend it, but please don't end it" - after minority leaders had raised questions about his past opposition.</w:t>
+        <w:t xml:space="preserve"> So, yes, the new right-wing populism may not be primarily about inequality. But Inglehart and Norris are careful to note that "structural changes in the workforce" and globalized markets may "heighten economic insecurity" and sharpen the negative reaction of cultural traditionalists.</w:t>
         <w:br/>
-        <w:t>He said the ticket will "renew the moral center of this nation," a nod to the potential fallout from controversies in the Clinton- Gore administration - from impeachment to campaign finance wrongdoings.</w:t>
+        <w:t xml:space="preserve"> And on the ground, says Rep. Elizabeth Esty (D., Conn.), the sense of "disrespect" felt by "people who have lost work to new machines, technology and, in some cases, globalization" is palpable. This is what links cultural unease to economic distress. Esty, whose district includes ailing industrial cities such as Waterbury and New Britain, has been warning Democrats for months about Trump's appeal to displaced workers.</w:t>
         <w:br/>
-        <w:t>"That's why I hope you will conclude - as I have - that for his honesty, for his strength, for his integrity and for his character Al Gore must become the next president of the United States."</w:t>
+        <w:t xml:space="preserve"> "I do not disrespect the people who support him," Esty said of Trump. "I find him loathsome, but what he has tapped into is real."</w:t>
         <w:br/>
-        <w:t>Invoking the names of four presidents, two Democrats and two Republicans, Lieberman said they "have reminded us we must as Americans try to see our nation not just through our own eyes but through the eyes of others."</w:t>
+        <w:t xml:space="preserve"> Fred Yang, a Democratic pollster, pointed to NBC News/Wall Street Journal surveys showing that voters who say the Great Recession is still having an impact on them are more likely than other voters to support Trump.</w:t>
         <w:br/>
-        <w:t>To make that point, Lieberman was introduced by civil rights hero and Georgia Rep. John Lewis as well as his wife, Hadassah, daughter of Holocaust survivors. Lieberman, who was a freedom rider registering black voters in the South, said, "The people I have met never forgot that in America every time a barrier is broken the doors of opportunity open wider for everyone."</w:t>
+        <w:t xml:space="preserve"> And Eric Hauser, strategic adviser at the AFL-CIO, said that both parties need to face the obvious: "there is a lot of rage in this country."</w:t>
         <w:br/>
-        <w:t>Hadassah, who called her husband "My Joey," said Americans should "embrace our nation's diversity and celebrate our differences." After the brief introduction, she welcomed her husband to the stage with a hug and a kiss, then turned with him to face adoring Democrats.</w:t>
+        <w:t xml:space="preserve"> "People have been angry for more than a generation about their difficulty in moving ahead despite their best efforts," he said. Noting that most policy proposals on behalf of workers are too timid, he added: "There has been too much acceptance on the part of elites, including Democrats, that a little bit of trying is good enough."</w:t>
         <w:br/>
-        <w:t>"Is America a great country, or what?" he said. Barely audible above the cheers, he added: "God bless America, land that we love."</w:t>
+        <w:t xml:space="preserve"> Hillary Clinton's campaign is clearly aware of the fury, and she regularly declares that "creating good-paying jobs and raising incomes is the defining challenge of our times." Her endorsement of progressive economic proposals reflects an attempt not simply to draw in Bernie Sanders' supporters, but also to speak to at least some of Trump's sympathizers.</w:t>
         <w:br/>
-        <w:t>Lieberman, 58, said his late father grew up in an orphanage and later drove a bakery truck before owning a package store in Stamford, Conn. "He taught us the importance of work and responsibility. With my mother by his side, he saw me become the first person in my family to graduate from college," Lieberman said.</w:t>
+        <w:t xml:space="preserve"> If the country is lucky, Trump will continue to do an excellent job of defeating himself. His racism and sexism are leading nonwhite voters and women to form a durable front of opposition. But his voters should not be demeaned or ignored, and his rise should shatter the complacency of the comfortable.</w:t>
         <w:br/>
-        <w:t>With his mother, Marcia, looking on, Lieberman said, "You and I know how proud Pop would be tonight."</w:t>
+        <w:t xml:space="preserve"> E.J. Dionne is a Washington Post columnist. ejdionne@washpost.com @EJDionne</w:t>
         <w:br/>
-        <w:t>"Sometimes I try to see this world as my Dad saw it from his bakery truck," Lieberman said. "I know that somewhere in American right now, there is another father loading a bakery truck, or a young woman programming a computer, or a parent dreaming of a better future for their daughter or their son. If we keep the faith, then 40 years from now one of their children will stand before a gathering like this with a chance to serve and lead this country that we love."</w:t>
         <w:br/>
-        <w:t>He recalled that John F. Kennedy, the first Catholic to win the presidency, accepted the Democratic nomination here 40 years ago and said Americans of all faiths and creeds and classes can aspire to the White House today.</w:t>
+        <w:t>Graphic</w:t>
         <w:br/>
-        <w:t>"Let them look back to this time, and this place, and this stage and say of us: they kept the faith. Let them say that we helped them realize their hopes and their dreams," he said, wrapping up the speech with an emotional flourish.</w:t>
         <w:br/>
-        <w:t>"And let them look around at this great and good nation that we are all so blessed to share, and say: Only in America."</w:t>
+        <w:t xml:space="preserve"> </w:t>
         <w:br/>
-        <w:t>Those in the Illinois delegation who are Jewish called Leiberman's selection "historic" and one they were grateful to have witnessed. State Rep. Jeffrey Schoenberg, an Evanston Democrat, brought his wife Lynne Sered, daughter Michal and son Madav to see the occasion.</w:t>
-        <w:br/>
-        <w:t>"We hadn't planned on all of us coming prior to Senator Lieberman's selection," Schoenberg said. "Once the reality sunk in as to how historic and important this occasion would be, I spoke with my wife and told her that this is truly history in the making and I wanted her and our children to be in the building."</w:t>
-        <w:br/>
-        <w:t>State Rep. Lou Lang, a Skokie Democrat, called Lieberman an "outstanding and brilliant choice."</w:t>
-        <w:br/>
-        <w:t>"It goes beyond the Jewish community," Lang said. "The choice of Joe Lieberman is a choice that says to African Americans and Hispanics and disabled people and gay people and everyone in America not part of the major majority, that there's an opportunity for you."</w:t>
-        <w:br/>
-        <w:t>Schoenberg also said the political skills Lieberman honed in Connecticut will greatly help Al Gore in the Chicago suburbs where elections are often decided.</w:t>
-        <w:br/>
-        <w:t>"Lieberman ran statewide in a predominately suburban state," Schoenberg said. "His ability to do well amongst suburbanites is going to be a critical asset in Illinois."</w:t>
-        <w:br/>
-        <w:t>Daily Herald staff writer John Patterson contributed to this report.</w:t>
+        <w:t>EVAN VUCCI / Associated Press</w:t>
       </w:r>
     </w:p>
     <w:sectPr>

--- a/example_articles/states/Connecticut/6.states_Connecticut_Other_publisher.docx
+++ b/example_articles/states/Connecticut/6.states_Connecticut_Other_publisher.docx
@@ -7,7 +7,7 @@
         <w:pStyle w:val="Heading1"/>
       </w:pPr>
       <w:r>
-        <w:t>Dionne: Listen to Trump voters</w:t>
+        <w:t>Exploring the myth of the Mafia's grip.; Cliches exist until they are challenged</w:t>
       </w:r>
     </w:p>
     <w:p>
@@ -17,17 +17,17 @@
     </w:p>
     <w:p>
       <w:r>
-        <w:t>Date: 2016-08-09</w:t>
+        <w:t>Date: 2006-03-12</w:t>
       </w:r>
     </w:p>
     <w:p>
       <w:r>
-        <w:t>Section: EDITORIAL; P-com News Politics; Pg. A10</w:t>
+        <w:t>Section: CURRENTS; Pg. D01</w:t>
       </w:r>
     </w:p>
     <w:p>
       <w:r>
-        <w:t>Source file: Other publishers/Files (500) (12).DOCX</w:t>
+        <w:t>Source file: Other publishers/Files (500) (16).DOCX</w:t>
       </w:r>
     </w:p>
     <w:p>
@@ -49,45 +49,63 @@
     </w:p>
     <w:p>
       <w:r>
-        <w:t>Anyone with confidence in the American people (and I have quite a lot of it) had to believe that Donald Trump's unpreparedness, instability, and just plain meanness would catch up with him eventually. This, as the polls show, is what happened over the last week or so. Simply by revealing who he really is, Trump sent millions of voters fleeing him in disgust.</w:t>
+        <w:t>An Offer We Can't RefuseThe Mafia in the Mind of AmericaBy George De Stefano</w:t>
         <w:br/>
-        <w:t xml:space="preserve"> But understanding what still attracts many voters to Trump is important, not only to those who want to prevent Trump from staging a comeback but also to anyone who wants to make our democracy thrive in the long run. Those of us who are horrified by Trump's hideous lack of empathy need empathy ourselves.</w:t>
+        <w:t>Faber &amp; Faber. 438 pp. $26</w:t>
         <w:br/>
-        <w:t xml:space="preserve"> It's certainly true that Trump appeals to outright racists and nativists. He is, first and foremost, the product of a Republican Party that has exploited extremism since President Obama took office. GOP leaders should be called to account whenever they try to prettify Trump by ignoring his assaults on Mexican Americans and Muslims or a checkered business record that belies his pretensions of being a friend to the working class.</w:t>
+        <w:t>Analyzethis: a thumbnail history of Italian Americans.</w:t>
         <w:br/>
-        <w:t xml:space="preserve"> Nonetheless, to ignore the real pain experienced by Trump voters is an even bigger mistake. As a practical matter, we will not ease the divisions in our country his candidacy has underscored if we do not deal with the legitimate grievances of his supporters. As a moral matter, writing off Trump voters as unenlightened and backward-looking is to engage in the very same kind of bigoted behavior that we condemn in other spheres.</w:t>
+        <w:t>A Southern European immigrant group, disembarking in America in huge numbers from the late 19th century to the early 20th, comes to be associated with what an 1876 New York Times editorial calls "A Natural Inclination Toward Criminality." No matter that crime remained the ultimate multiethnic, equal-opportunity business.</w:t>
         <w:br/>
-        <w:t xml:space="preserve"> Let's begin by disentangling the causes of both Trumpism and the related rise of far-right parties in Europe.</w:t>
+        <w:t>As the perception grows, so-called native-born Americans also aren't sure the new immigrants are white. A black man, convicted in 1922 of miscegenation in Alabama, gets off when an appeals court rules the prosecution failed to prove his Sicilian wife was Caucasian.</w:t>
         <w:br/>
-        <w:t xml:space="preserve"> In a timely paper that will be presented at next month's American Political Science Association meeting, "Trump, Brexit, and the Rise of Populism," Ronald F. Inglehart of the University of Michigan and Pippa Norris of Harvard's Kennedy School of Government argue that while there is undeniably an economic element in the ascendancy of the extreme right in the West, the key cause is "an angry and resentful counter-revolutionary backlash" to cultural changes since the 1970s.</w:t>
+        <w:t>In 1930s Hollywood, directors choose non-Italians - Romanian Jew Edward G. Robinson and Yiddish stage actor Paul Muni - to play fictional crime bosses such as Rico "Little Caesar" Bandello and Tony "Scarface" Camonte.</w:t>
         <w:br/>
-        <w:t xml:space="preserve"> They highlight the role of "anti-immigrant attitudes, mistrust of global and national governance," as well as "support for authoritarian values." Voters for the European far right look like Trump backers: "the older generation, men, the less educated, the religious, and ethnic majorities."</w:t>
+        <w:t>Forty years later, two classic '70s films -The Godfather andThe Godfather: Part II - raise the link between Italians and crime, denounced by antidefamation protesters, to the level of American myth. Or so say many film and cultural critics.</w:t>
         <w:br/>
-        <w:t xml:space="preserve"> So, yes, the new right-wing populism may not be primarily about inequality. But Inglehart and Norris are careful to note that "structural changes in the workforce" and globalized markets may "heighten economic insecurity" and sharpen the negative reaction of cultural traditionalists.</w:t>
+        <w:t>In 1999, The Sopranos - the much-honored cable series that happens to return tonight - takes the same association for its theme, making high TV art of the traumas suffered by members of the immigrant group in adjusting to modern suburban life.</w:t>
         <w:br/>
-        <w:t xml:space="preserve"> And on the ground, says Rep. Elizabeth Esty (D., Conn.), the sense of "disrespect" felt by "people who have lost work to new machines, technology and, in some cases, globalization" is palpable. This is what links cultural unease to economic distress. Esty, whose district includes ailing industrial cities such as Waterbury and New Britain, has been warning Democrats for months about Trump's appeal to displaced workers.</w:t>
+        <w:t>In the more than 100 years since Italians began arriving here in numbers: Two Supreme Court justices. One president of Harvard (Neil Rudenstine). One of Yale (A. Bartlett Giamatti). Painter Frank Stella. Architect Robert Venturi. Novelist Don DeLillo. Lots of big-time doctors, lawyers and other professionals.</w:t>
         <w:br/>
-        <w:t xml:space="preserve"> "I do not disrespect the people who support him," Esty said of Trump. "I find him loathsome, but what he has tapped into is real."</w:t>
+        <w:t>Pretty much no movies or TV series about them.</w:t>
         <w:br/>
-        <w:t xml:space="preserve"> Fred Yang, a Democratic pollster, pointed to NBC News/Wall Street Journal surveys showing that voters who say the Great Recession is still having an impact on them are more likely than other voters to support Trump.</w:t>
+        <w:t>Conclusion? Irrational stereotyping? Vicious bias? Reverent mythmaking? Selective realism? Collective insanity?</w:t>
         <w:br/>
-        <w:t xml:space="preserve"> And Eric Hauser, strategic adviser at the AFL-CIO, said that both parties need to face the obvious: "there is a lot of rage in this country."</w:t>
+        <w:t>"The conventions and cliches of the Mafia myth," writes New York culture critic George De Stefano, "not only define a genre; they have to a large degree defined Italian Americans... . 'The Mafia' is now the paradigmatic pop-culture expression of Italian American ethnicity, despite the fact that gangsters never constituted more than a tiny percentage of the massive southern Italian immigration to America."</w:t>
         <w:br/>
-        <w:t xml:space="preserve"> "People have been angry for more than a generation about their difficulty in moving ahead despite their best efforts," he said. Noting that most policy proposals on behalf of workers are too timid, he added: "There has been too much acceptance on the part of elites, including Democrats, that a little bit of trying is good enough."</w:t>
+        <w:t>No argument, so let's shift to pop-cult mode: Leave the potboiler junk, take the De Stefano - a detailed, textured meditation on what it all means.</w:t>
         <w:br/>
-        <w:t xml:space="preserve"> Hillary Clinton's campaign is clearly aware of the fury, and she regularly declares that "creating good-paying jobs and raising incomes is the defining challenge of our times." Her endorsement of progressive economic proposals reflects an attempt not simply to draw in Bernie Sanders' supporters, but also to speak to at least some of Trump's sympathizers.</w:t>
+        <w:t>De Stefano isn't an ethnocentric screamer about stereotyping of Italian Americans. Third generation, leftist and gay, the New York-based journalist grew up in working-class Bridgeport, Conn. He supports multiculturalism, and doesn't think Italians invented every implement of civilization from forks to statues. He's less badda-bing than yadda-ying in his cultural bent.</w:t>
         <w:br/>
-        <w:t xml:space="preserve"> If the country is lucky, Trump will continue to do an excellent job of defeating himself. His racism and sexism are leading nonwhite voters and women to form a durable front of opposition. But his voters should not be demeaned or ignored, and his rise should shatter the complacency of the comfortable.</w:t>
+        <w:t>That means his yeoman's precis of growing Italian American scholarship by writers such as Robert Orsi, Fred Gardaphe, and Richard Gambino profits from a clear framework.</w:t>
         <w:br/>
-        <w:t xml:space="preserve"> E.J. Dionne is a Washington Post columnist. ejdionne@washpost.com @EJDionne</w:t>
+        <w:t>Whether De Stefano is summarizing causes of 19th-century Italian immigration, sketching the Mafia's origin in Sicily, or dissecting the appeal of Hollywood mobster characters, he catches links to evolving capitalism, discomfort with modern society, psychological urges for strong father figures, and other complex topics not usually addressed by opponents of Mafia pop culture.</w:t>
         <w:br/>
+        <w:t>Like many writers on the subject, he eventually finds himself overwhelmed by movie and TV depictions of the Mafia. At times, De Stefano, falling into a familiar trap, sounds desperate to include any example Google or Nexis turned up.</w:t>
         <w:br/>
-        <w:t>Graphic</w:t>
+        <w:t>Nonetheless, he correctly appreciates that for most Americans, "It's not an exaggeration to say that The Godfather is the Torah, and everything else is commentary." Remember Joe Fox, played by Tom Hanks in You've Got Mail? Fox declares: "The Godfather is the I Ching. The Godfather is the sum of all wisdom. The Godfather is the answer to any question." David Chase, creator of the characters in The Sopranos, who themselves constantly allude to Mafia films, similarly says that "for a lot of wiseguys, The Godfather is like the Koran."</w:t>
         <w:br/>
+        <w:t>It's at this point that De Stefano argues for a radical difference between Italian Americans and other ethnic groups in regard to stereotypes. Often, he notes, "it is Italian Americans themselves who write, direct and act in these films and TV shows."</w:t>
         <w:br/>
-        <w:t xml:space="preserve"> </w:t>
+        <w:t>The distinction hardly persuades: As the already controversial "It's Hard Out Here for a Pimp" routine at the Oscars reminded us last week, Italian Americans have company in pandering to showbiz stereotypes to get ahead.</w:t>
         <w:br/>
-        <w:t>EVAN VUCCI / Associated Press</w:t>
+        <w:t>Yet here, as elsewhere in his "on the waterfont, therefore cover the waterfront" book, De Stefano provokes hard thought about why the Mafia, to the exclusion of almost every other dimension of Italian American life, stays lodged "in the Mind of America."</w:t>
+        <w:br/>
+        <w:t>A short answer De Stefano implies, but does not flesh out: The problem is not what Italian American artists and stars give us, but what they don't. Think of those with enormous clout in the movie business: Pacino. De Niro. Scorsese. Coppola. They've rarely used that clout to spotlight less cliched sides of Italian American life. Where is the Italian American Oprah, promoting quality art on the order of Beloved, or the Broadway version of The Color Purple?</w:t>
+        <w:br/>
+        <w:t>Couldn't Scorsese and De Niro have made a film about Sacco and Vanzetti instead of dubbing voices for Shark Tale? Might Pacino play Pietro Di Donato instead of the overexposed Shylock? Dream on. Rare are Hollywood exceptions like idealistic actor John Turturro, with his brave 1992 film, Mac, about working-class Italian Americans, and Stanley Tucci, director of Big Night (1996), about two brothers trying to launch an authentic Italian restaurant.</w:t>
+        <w:br/>
+        <w:t>De Stefano rightly observes that "some Italian Americans are ready and willing to perpetuate unflattering and even belittling images of themselves. If the Mafia image is a kind of minstrelsy, as anthropologist Micaela di Leonardo claims... Italian Americans have done their part to keep the minstrel show running." The self-stereotyping doesn't end with the mob - De Stefano reminds us of the Fonz, Rocky Balboa, Tony Manero, and more.</w:t>
+        <w:br/>
+        <w:t>In his overly optimistic conclusion, De Stefano cites all sorts of recent cultural bubbling: the establishment by New York's Guild of Italian American Actors of a repertory theater in 2004; the development of the John Calandra Italian American Institute at City University of New York; the rise of prominent writers such as poet Dana Gioia (now Chairman of the National Endowment for the Arts) - as a counterweight to the entertainment industry's same old habits.</w:t>
+        <w:br/>
+        <w:t>One wonders, though, whether much will change until celebrated Italian American movie stars and directors concede, before an industry determined to drown them in stereotypes, what Michael Corleone admits to Sen. Pat Geary in The Godfather: "We're part of the same corruption."</w:t>
+        <w:br/>
+        <w:t>De Stefano and his publisher could do worse than tweak the title on the paperback edition to An Offer We Can Refuse. Italian American stars who can't get unstereotypical projects greenlighted - for lack of the Mafia hood, or "the blue-collar bore, the dumb but lovable stud" - are both badfellas and dumbfellas.</w:t>
+        <w:br/>
+        <w:t>Rememberaboutit!</w:t>
+        <w:br/>
+        <w:t>Contact book critic Carlin Romano at 215-854-5615 or cromano@phillynews.com. Read his recent work at http://go.philly.com/carlinromano.</w:t>
       </w:r>
     </w:p>
     <w:sectPr>

--- a/example_articles/states/Connecticut/6.states_Connecticut_Other_publisher.docx
+++ b/example_articles/states/Connecticut/6.states_Connecticut_Other_publisher.docx
@@ -7,7 +7,7 @@
         <w:pStyle w:val="Heading1"/>
       </w:pPr>
       <w:r>
-        <w:t>Exploring the myth of the Mafia's grip.; Cliches exist until they are challenged</w:t>
+        <w:t>Dionne: Listen to Trump voters</w:t>
       </w:r>
     </w:p>
     <w:p>
@@ -17,17 +17,17 @@
     </w:p>
     <w:p>
       <w:r>
-        <w:t>Date: 2006-03-12</w:t>
+        <w:t>Date: 2016-08-09</w:t>
       </w:r>
     </w:p>
     <w:p>
       <w:r>
-        <w:t>Section: CURRENTS; Pg. D01</w:t>
+        <w:t>Section: EDITORIAL; P-com News Politics; Pg. A10</w:t>
       </w:r>
     </w:p>
     <w:p>
       <w:r>
-        <w:t>Source file: Other publishers/Files (500) (16).DOCX</w:t>
+        <w:t>Source file: Other publishers/Files (500) (12).DOCX</w:t>
       </w:r>
     </w:p>
     <w:p>
@@ -49,63 +49,45 @@
     </w:p>
     <w:p>
       <w:r>
-        <w:t>An Offer We Can't RefuseThe Mafia in the Mind of AmericaBy George De Stefano</w:t>
+        <w:t>Anyone with confidence in the American people (and I have quite a lot of it) had to believe that Donald Trump's unpreparedness, instability, and just plain meanness would catch up with him eventually. This, as the polls show, is what happened over the last week or so. Simply by revealing who he really is, Trump sent millions of voters fleeing him in disgust.</w:t>
         <w:br/>
-        <w:t>Faber &amp; Faber. 438 pp. $26</w:t>
+        <w:t xml:space="preserve"> But understanding what still attracts many voters to Trump is important, not only to those who want to prevent Trump from staging a comeback but also to anyone who wants to make our democracy thrive in the long run. Those of us who are horrified by Trump's hideous lack of empathy need empathy ourselves.</w:t>
         <w:br/>
-        <w:t>Analyzethis: a thumbnail history of Italian Americans.</w:t>
+        <w:t xml:space="preserve"> It's certainly true that Trump appeals to outright racists and nativists. He is, first and foremost, the product of a Republican Party that has exploited extremism since President Obama took office. GOP leaders should be called to account whenever they try to prettify Trump by ignoring his assaults on Mexican Americans and Muslims or a checkered business record that belies his pretensions of being a friend to the working class.</w:t>
         <w:br/>
-        <w:t>A Southern European immigrant group, disembarking in America in huge numbers from the late 19th century to the early 20th, comes to be associated with what an 1876 New York Times editorial calls "A Natural Inclination Toward Criminality." No matter that crime remained the ultimate multiethnic, equal-opportunity business.</w:t>
+        <w:t xml:space="preserve"> Nonetheless, to ignore the real pain experienced by Trump voters is an even bigger mistake. As a practical matter, we will not ease the divisions in our country his candidacy has underscored if we do not deal with the legitimate grievances of his supporters. As a moral matter, writing off Trump voters as unenlightened and backward-looking is to engage in the very same kind of bigoted behavior that we condemn in other spheres.</w:t>
         <w:br/>
-        <w:t>As the perception grows, so-called native-born Americans also aren't sure the new immigrants are white. A black man, convicted in 1922 of miscegenation in Alabama, gets off when an appeals court rules the prosecution failed to prove his Sicilian wife was Caucasian.</w:t>
+        <w:t xml:space="preserve"> Let's begin by disentangling the causes of both Trumpism and the related rise of far-right parties in Europe.</w:t>
         <w:br/>
-        <w:t>In 1930s Hollywood, directors choose non-Italians - Romanian Jew Edward G. Robinson and Yiddish stage actor Paul Muni - to play fictional crime bosses such as Rico "Little Caesar" Bandello and Tony "Scarface" Camonte.</w:t>
+        <w:t xml:space="preserve"> In a timely paper that will be presented at next month's American Political Science Association meeting, "Trump, Brexit, and the Rise of Populism," Ronald F. Inglehart of the University of Michigan and Pippa Norris of Harvard's Kennedy School of Government argue that while there is undeniably an economic element in the ascendancy of the extreme right in the West, the key cause is "an angry and resentful counter-revolutionary backlash" to cultural changes since the 1970s.</w:t>
         <w:br/>
-        <w:t>Forty years later, two classic '70s films -The Godfather andThe Godfather: Part II - raise the link between Italians and crime, denounced by antidefamation protesters, to the level of American myth. Or so say many film and cultural critics.</w:t>
+        <w:t xml:space="preserve"> They highlight the role of "anti-immigrant attitudes, mistrust of global and national governance," as well as "support for authoritarian values." Voters for the European far right look like Trump backers: "the older generation, men, the less educated, the religious, and ethnic majorities."</w:t>
         <w:br/>
-        <w:t>In 1999, The Sopranos - the much-honored cable series that happens to return tonight - takes the same association for its theme, making high TV art of the traumas suffered by members of the immigrant group in adjusting to modern suburban life.</w:t>
+        <w:t xml:space="preserve"> So, yes, the new right-wing populism may not be primarily about inequality. But Inglehart and Norris are careful to note that "structural changes in the workforce" and globalized markets may "heighten economic insecurity" and sharpen the negative reaction of cultural traditionalists.</w:t>
         <w:br/>
-        <w:t>In the more than 100 years since Italians began arriving here in numbers: Two Supreme Court justices. One president of Harvard (Neil Rudenstine). One of Yale (A. Bartlett Giamatti). Painter Frank Stella. Architect Robert Venturi. Novelist Don DeLillo. Lots of big-time doctors, lawyers and other professionals.</w:t>
+        <w:t xml:space="preserve"> And on the ground, says Rep. Elizabeth Esty (D., Conn.), the sense of "disrespect" felt by "people who have lost work to new machines, technology and, in some cases, globalization" is palpable. This is what links cultural unease to economic distress. Esty, whose district includes ailing industrial cities such as Waterbury and New Britain, has been warning Democrats for months about Trump's appeal to displaced workers.</w:t>
         <w:br/>
-        <w:t>Pretty much no movies or TV series about them.</w:t>
+        <w:t xml:space="preserve"> "I do not disrespect the people who support him," Esty said of Trump. "I find him loathsome, but what he has tapped into is real."</w:t>
         <w:br/>
-        <w:t>Conclusion? Irrational stereotyping? Vicious bias? Reverent mythmaking? Selective realism? Collective insanity?</w:t>
+        <w:t xml:space="preserve"> Fred Yang, a Democratic pollster, pointed to NBC News/Wall Street Journal surveys showing that voters who say the Great Recession is still having an impact on them are more likely than other voters to support Trump.</w:t>
         <w:br/>
-        <w:t>"The conventions and cliches of the Mafia myth," writes New York culture critic George De Stefano, "not only define a genre; they have to a large degree defined Italian Americans... . 'The Mafia' is now the paradigmatic pop-culture expression of Italian American ethnicity, despite the fact that gangsters never constituted more than a tiny percentage of the massive southern Italian immigration to America."</w:t>
+        <w:t xml:space="preserve"> And Eric Hauser, strategic adviser at the AFL-CIO, said that both parties need to face the obvious: "there is a lot of rage in this country."</w:t>
         <w:br/>
-        <w:t>No argument, so let's shift to pop-cult mode: Leave the potboiler junk, take the De Stefano - a detailed, textured meditation on what it all means.</w:t>
+        <w:t xml:space="preserve"> "People have been angry for more than a generation about their difficulty in moving ahead despite their best efforts," he said. Noting that most policy proposals on behalf of workers are too timid, he added: "There has been too much acceptance on the part of elites, including Democrats, that a little bit of trying is good enough."</w:t>
         <w:br/>
-        <w:t>De Stefano isn't an ethnocentric screamer about stereotyping of Italian Americans. Third generation, leftist and gay, the New York-based journalist grew up in working-class Bridgeport, Conn. He supports multiculturalism, and doesn't think Italians invented every implement of civilization from forks to statues. He's less badda-bing than yadda-ying in his cultural bent.</w:t>
+        <w:t xml:space="preserve"> Hillary Clinton's campaign is clearly aware of the fury, and she regularly declares that "creating good-paying jobs and raising incomes is the defining challenge of our times." Her endorsement of progressive economic proposals reflects an attempt not simply to draw in Bernie Sanders' supporters, but also to speak to at least some of Trump's sympathizers.</w:t>
         <w:br/>
-        <w:t>That means his yeoman's precis of growing Italian American scholarship by writers such as Robert Orsi, Fred Gardaphe, and Richard Gambino profits from a clear framework.</w:t>
+        <w:t xml:space="preserve"> If the country is lucky, Trump will continue to do an excellent job of defeating himself. His racism and sexism are leading nonwhite voters and women to form a durable front of opposition. But his voters should not be demeaned or ignored, and his rise should shatter the complacency of the comfortable.</w:t>
         <w:br/>
-        <w:t>Whether De Stefano is summarizing causes of 19th-century Italian immigration, sketching the Mafia's origin in Sicily, or dissecting the appeal of Hollywood mobster characters, he catches links to evolving capitalism, discomfort with modern society, psychological urges for strong father figures, and other complex topics not usually addressed by opponents of Mafia pop culture.</w:t>
+        <w:t xml:space="preserve"> E.J. Dionne is a Washington Post columnist. ejdionne@washpost.com @EJDionne</w:t>
         <w:br/>
-        <w:t>Like many writers on the subject, he eventually finds himself overwhelmed by movie and TV depictions of the Mafia. At times, De Stefano, falling into a familiar trap, sounds desperate to include any example Google or Nexis turned up.</w:t>
         <w:br/>
-        <w:t>Nonetheless, he correctly appreciates that for most Americans, "It's not an exaggeration to say that The Godfather is the Torah, and everything else is commentary." Remember Joe Fox, played by Tom Hanks in You've Got Mail? Fox declares: "The Godfather is the I Ching. The Godfather is the sum of all wisdom. The Godfather is the answer to any question." David Chase, creator of the characters in The Sopranos, who themselves constantly allude to Mafia films, similarly says that "for a lot of wiseguys, The Godfather is like the Koran."</w:t>
+        <w:t>Graphic</w:t>
         <w:br/>
-        <w:t>It's at this point that De Stefano argues for a radical difference between Italian Americans and other ethnic groups in regard to stereotypes. Often, he notes, "it is Italian Americans themselves who write, direct and act in these films and TV shows."</w:t>
         <w:br/>
-        <w:t>The distinction hardly persuades: As the already controversial "It's Hard Out Here for a Pimp" routine at the Oscars reminded us last week, Italian Americans have company in pandering to showbiz stereotypes to get ahead.</w:t>
+        <w:t xml:space="preserve"> </w:t>
         <w:br/>
-        <w:t>Yet here, as elsewhere in his "on the waterfont, therefore cover the waterfront" book, De Stefano provokes hard thought about why the Mafia, to the exclusion of almost every other dimension of Italian American life, stays lodged "in the Mind of America."</w:t>
-        <w:br/>
-        <w:t>A short answer De Stefano implies, but does not flesh out: The problem is not what Italian American artists and stars give us, but what they don't. Think of those with enormous clout in the movie business: Pacino. De Niro. Scorsese. Coppola. They've rarely used that clout to spotlight less cliched sides of Italian American life. Where is the Italian American Oprah, promoting quality art on the order of Beloved, or the Broadway version of The Color Purple?</w:t>
-        <w:br/>
-        <w:t>Couldn't Scorsese and De Niro have made a film about Sacco and Vanzetti instead of dubbing voices for Shark Tale? Might Pacino play Pietro Di Donato instead of the overexposed Shylock? Dream on. Rare are Hollywood exceptions like idealistic actor John Turturro, with his brave 1992 film, Mac, about working-class Italian Americans, and Stanley Tucci, director of Big Night (1996), about two brothers trying to launch an authentic Italian restaurant.</w:t>
-        <w:br/>
-        <w:t>De Stefano rightly observes that "some Italian Americans are ready and willing to perpetuate unflattering and even belittling images of themselves. If the Mafia image is a kind of minstrelsy, as anthropologist Micaela di Leonardo claims... Italian Americans have done their part to keep the minstrel show running." The self-stereotyping doesn't end with the mob - De Stefano reminds us of the Fonz, Rocky Balboa, Tony Manero, and more.</w:t>
-        <w:br/>
-        <w:t>In his overly optimistic conclusion, De Stefano cites all sorts of recent cultural bubbling: the establishment by New York's Guild of Italian American Actors of a repertory theater in 2004; the development of the John Calandra Italian American Institute at City University of New York; the rise of prominent writers such as poet Dana Gioia (now Chairman of the National Endowment for the Arts) - as a counterweight to the entertainment industry's same old habits.</w:t>
-        <w:br/>
-        <w:t>One wonders, though, whether much will change until celebrated Italian American movie stars and directors concede, before an industry determined to drown them in stereotypes, what Michael Corleone admits to Sen. Pat Geary in The Godfather: "We're part of the same corruption."</w:t>
-        <w:br/>
-        <w:t>De Stefano and his publisher could do worse than tweak the title on the paperback edition to An Offer We Can Refuse. Italian American stars who can't get unstereotypical projects greenlighted - for lack of the Mafia hood, or "the blue-collar bore, the dumb but lovable stud" - are both badfellas and dumbfellas.</w:t>
-        <w:br/>
-        <w:t>Rememberaboutit!</w:t>
-        <w:br/>
-        <w:t>Contact book critic Carlin Romano at 215-854-5615 or cromano@phillynews.com. Read his recent work at http://go.philly.com/carlinromano.</w:t>
+        <w:t>EVAN VUCCI / Associated Press</w:t>
       </w:r>
     </w:p>
     <w:sectPr>
